--- a/Опрацьовано зауваження.docx
+++ b/Опрацьовано зауваження.docx
@@ -52,27 +52,7 @@
           <w:szCs w:val="28"/>
           <w:highlight w:val="yellow"/>
         </w:rPr>
-        <w:t xml:space="preserve">Після карти Рис.6 - Просторовий розподіл об’єктів </w:t>
-      </w:r>
-      <w:proofErr w:type="spellStart"/>
-      <w:r>
-        <w:rPr>
-          <w:rFonts w:ascii="Times New Roman" w:hAnsi="Times New Roman" w:cs="Times New Roman"/>
-          <w:sz w:val="28"/>
-          <w:szCs w:val="28"/>
-          <w:highlight w:val="yellow"/>
-        </w:rPr>
-        <w:t>tourism</w:t>
-      </w:r>
-      <w:proofErr w:type="spellEnd"/>
-      <w:r>
-        <w:rPr>
-          <w:rFonts w:ascii="Times New Roman" w:hAnsi="Times New Roman" w:cs="Times New Roman"/>
-          <w:sz w:val="28"/>
-          <w:szCs w:val="28"/>
-          <w:highlight w:val="yellow"/>
-        </w:rPr>
-        <w:t>=*</w:t>
+        <w:t>Після карти Рис.6 - Просторовий розподіл об’єктів tourism=*</w:t>
       </w:r>
       <w:r>
         <w:rPr>
@@ -91,9 +71,8 @@
           <w:szCs w:val="28"/>
           <w:highlight w:val="yellow"/>
         </w:rPr>
-        <w:t>(</w:t>
-      </w:r>
-      <w:proofErr w:type="spellStart"/>
+        <w:t>(OpenStreetMap) проп</w:t>
+      </w:r>
       <w:r>
         <w:rPr>
           <w:rFonts w:ascii="Times New Roman" w:hAnsi="Times New Roman" w:cs="Times New Roman"/>
@@ -101,9 +80,8 @@
           <w:szCs w:val="28"/>
           <w:highlight w:val="yellow"/>
         </w:rPr>
-        <w:t>OpenStreetMap</w:t>
-      </w:r>
-      <w:proofErr w:type="spellEnd"/>
+        <w:t>о</w:t>
+      </w:r>
       <w:r>
         <w:rPr>
           <w:rFonts w:ascii="Times New Roman" w:hAnsi="Times New Roman" w:cs="Times New Roman"/>
@@ -111,37 +89,8 @@
           <w:szCs w:val="28"/>
           <w:highlight w:val="yellow"/>
         </w:rPr>
-        <w:t>) проп</w:t>
-      </w:r>
-      <w:r>
-        <w:rPr>
-          <w:rFonts w:ascii="Times New Roman" w:hAnsi="Times New Roman" w:cs="Times New Roman"/>
-          <w:sz w:val="28"/>
-          <w:szCs w:val="28"/>
-          <w:highlight w:val="yellow"/>
-        </w:rPr>
-        <w:t>о</w:t>
-      </w:r>
-      <w:r>
-        <w:rPr>
-          <w:rFonts w:ascii="Times New Roman" w:hAnsi="Times New Roman" w:cs="Times New Roman"/>
-          <w:sz w:val="28"/>
-          <w:szCs w:val="28"/>
-          <w:highlight w:val="yellow"/>
-        </w:rPr>
-        <w:t xml:space="preserve">нує розписати, що було вперше </w:t>
-      </w:r>
-      <w:proofErr w:type="spellStart"/>
-      <w:r>
-        <w:rPr>
-          <w:rFonts w:ascii="Times New Roman" w:hAnsi="Times New Roman" w:cs="Times New Roman"/>
-          <w:sz w:val="28"/>
-          <w:szCs w:val="28"/>
-          <w:highlight w:val="yellow"/>
-        </w:rPr>
-        <w:t>закартовано</w:t>
-      </w:r>
-      <w:proofErr w:type="spellEnd"/>
+        <w:t>нує розписати, що було вперше закартовано</w:t>
+      </w:r>
       <w:r>
         <w:rPr>
           <w:rFonts w:ascii="Times New Roman" w:hAnsi="Times New Roman" w:cs="Times New Roman"/>
@@ -159,27 +108,7 @@
           <w:szCs w:val="28"/>
           <w:highlight w:val="yellow"/>
         </w:rPr>
-        <w:t xml:space="preserve">туристичне навантаження в межах </w:t>
-      </w:r>
-      <w:proofErr w:type="spellStart"/>
-      <w:r>
-        <w:rPr>
-          <w:rFonts w:ascii="Times New Roman" w:hAnsi="Times New Roman" w:cs="Times New Roman"/>
-          <w:sz w:val="28"/>
-          <w:szCs w:val="28"/>
-          <w:highlight w:val="yellow"/>
-        </w:rPr>
-        <w:t>іф</w:t>
-      </w:r>
-      <w:proofErr w:type="spellEnd"/>
-      <w:r>
-        <w:rPr>
-          <w:rFonts w:ascii="Times New Roman" w:hAnsi="Times New Roman" w:cs="Times New Roman"/>
-          <w:sz w:val="28"/>
-          <w:szCs w:val="28"/>
-          <w:highlight w:val="yellow"/>
-        </w:rPr>
-        <w:t xml:space="preserve"> області як </w:t>
+        <w:t xml:space="preserve">туристичне навантаження в межах іф області як </w:t>
       </w:r>
       <w:r>
         <w:rPr>
@@ -252,7 +181,6 @@
         </w:rPr>
         <w:t xml:space="preserve">використання </w:t>
       </w:r>
-      <w:proofErr w:type="spellStart"/>
       <w:r>
         <w:rPr>
           <w:rFonts w:ascii="Times New Roman" w:hAnsi="Times New Roman" w:cs="Times New Roman"/>
@@ -261,7 +189,6 @@
         </w:rPr>
         <w:t>OpenStreetMap</w:t>
       </w:r>
-      <w:proofErr w:type="spellEnd"/>
       <w:r>
         <w:rPr>
           <w:rFonts w:ascii="Times New Roman" w:hAnsi="Times New Roman" w:cs="Times New Roman"/>
@@ -301,43 +228,7 @@
           <w:sz w:val="28"/>
           <w:szCs w:val="28"/>
         </w:rPr>
-        <w:t xml:space="preserve">Дані OSM розповсюджуються за вільною ліцензією </w:t>
-      </w:r>
-      <w:proofErr w:type="spellStart"/>
-      <w:r>
-        <w:rPr>
-          <w:rFonts w:ascii="Times New Roman" w:hAnsi="Times New Roman" w:cs="Times New Roman"/>
-          <w:sz w:val="28"/>
-          <w:szCs w:val="28"/>
-        </w:rPr>
-        <w:t>ODbL</w:t>
-      </w:r>
-      <w:proofErr w:type="spellEnd"/>
-      <w:r>
-        <w:rPr>
-          <w:rFonts w:ascii="Times New Roman" w:hAnsi="Times New Roman" w:cs="Times New Roman"/>
-          <w:sz w:val="28"/>
-          <w:szCs w:val="28"/>
-        </w:rPr>
-        <w:t xml:space="preserve">, що забезпечує безкоштовний доступ через API </w:t>
-      </w:r>
-      <w:proofErr w:type="spellStart"/>
-      <w:r>
-        <w:rPr>
-          <w:rFonts w:ascii="Times New Roman" w:hAnsi="Times New Roman" w:cs="Times New Roman"/>
-          <w:sz w:val="28"/>
-          <w:szCs w:val="28"/>
-        </w:rPr>
-        <w:t>Overpass</w:t>
-      </w:r>
-      <w:proofErr w:type="spellEnd"/>
-      <w:r>
-        <w:rPr>
-          <w:rFonts w:ascii="Times New Roman" w:hAnsi="Times New Roman" w:cs="Times New Roman"/>
-          <w:sz w:val="28"/>
-          <w:szCs w:val="28"/>
-        </w:rPr>
-        <w:t xml:space="preserve"> та регулярні екстракти. Це створює надійну основу для верифікації та реплікації досліджень.</w:t>
+        <w:t>Дані OSM розповсюджуються за вільною ліцензією ODbL, що забезпечує безкоштовний доступ через API Overpass та регулярні екстракти. Це створює надійну основу для верифікації та реплікації досліджень.</w:t>
       </w:r>
     </w:p>
     <w:p>
@@ -449,43 +340,7 @@
           <w:sz w:val="28"/>
           <w:szCs w:val="28"/>
         </w:rPr>
-        <w:t xml:space="preserve">Поєднання OSM-POI (пропозиція, місткість) із </w:t>
-      </w:r>
-      <w:proofErr w:type="spellStart"/>
-      <w:r>
-        <w:rPr>
-          <w:rFonts w:ascii="Times New Roman" w:hAnsi="Times New Roman" w:cs="Times New Roman"/>
-          <w:sz w:val="28"/>
-          <w:szCs w:val="28"/>
-        </w:rPr>
-        <w:t>турпопитом</w:t>
-      </w:r>
-      <w:proofErr w:type="spellEnd"/>
-      <w:r>
-        <w:rPr>
-          <w:rFonts w:ascii="Times New Roman" w:hAnsi="Times New Roman" w:cs="Times New Roman"/>
-          <w:sz w:val="28"/>
-          <w:szCs w:val="28"/>
-        </w:rPr>
-        <w:t xml:space="preserve"> (</w:t>
-      </w:r>
-      <w:proofErr w:type="spellStart"/>
-      <w:r>
-        <w:rPr>
-          <w:rFonts w:ascii="Times New Roman" w:hAnsi="Times New Roman" w:cs="Times New Roman"/>
-          <w:sz w:val="28"/>
-          <w:szCs w:val="28"/>
-        </w:rPr>
-        <w:t>туристо</w:t>
-      </w:r>
-      <w:proofErr w:type="spellEnd"/>
-      <w:r>
-        <w:rPr>
-          <w:rFonts w:ascii="Times New Roman" w:hAnsi="Times New Roman" w:cs="Times New Roman"/>
-          <w:sz w:val="28"/>
-          <w:szCs w:val="28"/>
-        </w:rPr>
-        <w:t xml:space="preserve">-доби) та екологічними навантаженнями (AIR/DW/MSW) створює «міст» між поведінковими та екологічними даними, якого бракує у суто статистичних підходах. У нашій </w:t>
+        <w:t xml:space="preserve">Поєднання OSM-POI (пропозиція, місткість) із турпопитом (туристо-доби) та екологічними навантаженнями (AIR/DW/MSW) створює «міст» між поведінковими та екологічними даними, якого бракує у суто статистичних підходах. У нашій </w:t>
       </w:r>
       <w:r>
         <w:rPr>
@@ -923,25 +778,7 @@
           <w:sz w:val="28"/>
           <w:szCs w:val="28"/>
         </w:rPr>
-        <w:t xml:space="preserve">— загальне значення показника для громади (кількість туристо-днів, м³ води, тонни викидів чи відходів), S — площа громади у км². Такий підхід дозволив </w:t>
-      </w:r>
-      <w:proofErr w:type="spellStart"/>
-      <w:r>
-        <w:rPr>
-          <w:rFonts w:ascii="Times New Roman" w:hAnsi="Times New Roman" w:cs="Times New Roman"/>
-          <w:sz w:val="28"/>
-          <w:szCs w:val="28"/>
-        </w:rPr>
-        <w:t>співставити</w:t>
-      </w:r>
-      <w:proofErr w:type="spellEnd"/>
-      <w:r>
-        <w:rPr>
-          <w:rFonts w:ascii="Times New Roman" w:hAnsi="Times New Roman" w:cs="Times New Roman"/>
-          <w:sz w:val="28"/>
-          <w:szCs w:val="28"/>
-        </w:rPr>
-        <w:t xml:space="preserve"> рівень навантаження у громадах різної територіальної величини.</w:t>
+        <w:t>— загальне значення показника для громади (кількість туристо-днів, м³ води, тонни викидів чи відходів), S — площа громади у км². Такий підхід дозволив співставити рівень навантаження у громадах різної територіальної величини.</w:t>
       </w:r>
     </w:p>
     <w:p>
@@ -1157,7 +994,6 @@
         </w:rPr>
         <w:t xml:space="preserve">де </w:t>
       </w:r>
-      <w:proofErr w:type="spellStart"/>
       <w:r>
         <w:rPr>
           <w:rFonts w:ascii="Times New Roman" w:hAnsi="Times New Roman" w:cs="Times New Roman"/>
@@ -1175,9 +1011,16 @@
           <w:vertAlign w:val="subscript"/>
           <w:lang w:val="en-US"/>
         </w:rPr>
-        <w:t>x</w:t>
-      </w:r>
-      <w:proofErr w:type="spellEnd"/>
+        <w:t xml:space="preserve">x </w:t>
+      </w:r>
+      <w:r>
+        <w:rPr>
+          <w:rFonts w:ascii="Times New Roman" w:hAnsi="Times New Roman" w:cs="Times New Roman"/>
+          <w:sz w:val="28"/>
+          <w:szCs w:val="28"/>
+        </w:rPr>
+        <w:t>— частка туристичного сектору, X</w:t>
+      </w:r>
       <w:r>
         <w:rPr>
           <w:rFonts w:ascii="Times New Roman" w:hAnsi="Times New Roman" w:cs="Times New Roman"/>
@@ -1186,15 +1029,15 @@
           <w:vertAlign w:val="subscript"/>
           <w:lang w:val="en-US"/>
         </w:rPr>
-        <w:t xml:space="preserve"> </w:t>
-      </w:r>
-      <w:r>
-        <w:rPr>
-          <w:rFonts w:ascii="Times New Roman" w:hAnsi="Times New Roman" w:cs="Times New Roman"/>
-          <w:sz w:val="28"/>
-          <w:szCs w:val="28"/>
-        </w:rPr>
-        <w:t>— частка туристичного сектору, X</w:t>
+        <w:t>tour</w:t>
+      </w:r>
+      <w:r>
+        <w:rPr>
+          <w:rFonts w:ascii="Times New Roman" w:hAnsi="Times New Roman" w:cs="Times New Roman"/>
+          <w:sz w:val="28"/>
+          <w:szCs w:val="28"/>
+        </w:rPr>
+        <w:t xml:space="preserve"> — обсяг показника, що формується туристичними підприємствами, X</w:t>
       </w:r>
       <w:r>
         <w:rPr>
@@ -1204,66 +1047,48 @@
           <w:vertAlign w:val="subscript"/>
           <w:lang w:val="en-US"/>
         </w:rPr>
-        <w:t>tour</w:t>
-      </w:r>
-      <w:r>
-        <w:rPr>
-          <w:rFonts w:ascii="Times New Roman" w:hAnsi="Times New Roman" w:cs="Times New Roman"/>
-          <w:sz w:val="28"/>
-          <w:szCs w:val="28"/>
-        </w:rPr>
-        <w:t xml:space="preserve"> — обсяг показника, що формується туристичними підприємствами, X</w:t>
-      </w:r>
-      <w:r>
-        <w:rPr>
-          <w:rFonts w:ascii="Times New Roman" w:hAnsi="Times New Roman" w:cs="Times New Roman"/>
-          <w:sz w:val="28"/>
-          <w:szCs w:val="28"/>
-          <w:vertAlign w:val="subscript"/>
+        <w:t>tot</w:t>
+      </w:r>
+      <w:r>
+        <w:rPr>
+          <w:rFonts w:ascii="Times New Roman" w:hAnsi="Times New Roman" w:cs="Times New Roman"/>
+          <w:sz w:val="28"/>
+          <w:szCs w:val="28"/>
+        </w:rPr>
+        <w:t xml:space="preserve"> — загальний обсяг показника по громаді.</w:t>
+      </w:r>
+    </w:p>
+    <w:p>
+      <w:pPr>
+        <w:pStyle w:val="a9"/>
+        <w:ind w:left="0" w:firstLine="709"/>
+        <w:jc w:val="both"/>
+        <w:rPr>
+          <w:rFonts w:ascii="Times New Roman" w:hAnsi="Times New Roman" w:cs="Times New Roman"/>
+          <w:sz w:val="28"/>
+          <w:szCs w:val="28"/>
+        </w:rPr>
+      </w:pPr>
+      <w:r>
+        <w:rPr>
+          <w:rFonts w:ascii="Times New Roman" w:hAnsi="Times New Roman" w:cs="Times New Roman"/>
+          <w:sz w:val="28"/>
+          <w:szCs w:val="28"/>
+        </w:rPr>
+        <w:t>Застосування цієї універсальної методики забезпечило єдність підходів до оцінювання туристичного попиту та впливу туристичної діяльності на природне середовище за різними видами навантажень.</w:t>
+      </w:r>
+    </w:p>
+    <w:p>
+      <w:pPr>
+        <w:pStyle w:val="a9"/>
+        <w:ind w:left="0" w:firstLine="709"/>
+        <w:jc w:val="both"/>
+        <w:rPr>
+          <w:rFonts w:ascii="Times New Roman" w:hAnsi="Times New Roman" w:cs="Times New Roman"/>
+          <w:sz w:val="28"/>
+          <w:szCs w:val="28"/>
           <w:lang w:val="en-US"/>
         </w:rPr>
-        <w:t>tot</w:t>
-      </w:r>
-      <w:r>
-        <w:rPr>
-          <w:rFonts w:ascii="Times New Roman" w:hAnsi="Times New Roman" w:cs="Times New Roman"/>
-          <w:sz w:val="28"/>
-          <w:szCs w:val="28"/>
-        </w:rPr>
-        <w:t xml:space="preserve"> — загальний обсяг показника по громаді.</w:t>
-      </w:r>
-    </w:p>
-    <w:p>
-      <w:pPr>
-        <w:pStyle w:val="a9"/>
-        <w:ind w:left="0" w:firstLine="709"/>
-        <w:jc w:val="both"/>
-        <w:rPr>
-          <w:rFonts w:ascii="Times New Roman" w:hAnsi="Times New Roman" w:cs="Times New Roman"/>
-          <w:sz w:val="28"/>
-          <w:szCs w:val="28"/>
-        </w:rPr>
-      </w:pPr>
-      <w:r>
-        <w:rPr>
-          <w:rFonts w:ascii="Times New Roman" w:hAnsi="Times New Roman" w:cs="Times New Roman"/>
-          <w:sz w:val="28"/>
-          <w:szCs w:val="28"/>
-        </w:rPr>
-        <w:t>Застосування цієї універсальної методики забезпечило єдність підходів до оцінювання туристичного попиту та впливу туристичної діяльності на природне середовище за різними видами навантажень.</w:t>
-      </w:r>
-    </w:p>
-    <w:p>
-      <w:pPr>
-        <w:pStyle w:val="a9"/>
-        <w:ind w:left="0" w:firstLine="709"/>
-        <w:jc w:val="both"/>
-        <w:rPr>
-          <w:rFonts w:ascii="Times New Roman" w:hAnsi="Times New Roman" w:cs="Times New Roman"/>
-          <w:sz w:val="28"/>
-          <w:szCs w:val="28"/>
-          <w:lang w:val="en-US"/>
-        </w:rPr>
       </w:pPr>
     </w:p>
     <w:p>
@@ -1284,9 +1109,8 @@
           <w:szCs w:val="28"/>
           <w:highlight w:val="yellow"/>
         </w:rPr>
-        <w:t xml:space="preserve">По карті Рис.3.8. Споживання води у територіальних громадах Івано-Франківської області у 2024 р., не погоджується, що в </w:t>
-      </w:r>
-      <w:proofErr w:type="spellStart"/>
+        <w:t>По карті Рис.3.8. Споживання води у територіальних громадах Івано-Франківської області у 2024 р., не погоджується, що в Болехівській громаді</w:t>
+      </w:r>
       <w:r>
         <w:rPr>
           <w:rFonts w:ascii="Times New Roman" w:hAnsi="Times New Roman" w:cs="Times New Roman"/>
@@ -1294,9 +1118,8 @@
           <w:szCs w:val="28"/>
           <w:highlight w:val="yellow"/>
         </w:rPr>
-        <w:t>Болехівській</w:t>
-      </w:r>
-      <w:proofErr w:type="spellEnd"/>
+        <w:t xml:space="preserve"> </w:t>
+      </w:r>
       <w:r>
         <w:rPr>
           <w:rFonts w:ascii="Times New Roman" w:hAnsi="Times New Roman" w:cs="Times New Roman"/>
@@ -1304,45 +1127,7 @@
           <w:szCs w:val="28"/>
           <w:highlight w:val="yellow"/>
         </w:rPr>
-        <w:t xml:space="preserve"> громаді</w:t>
-      </w:r>
-      <w:r>
-        <w:rPr>
-          <w:rFonts w:ascii="Times New Roman" w:hAnsi="Times New Roman" w:cs="Times New Roman"/>
-          <w:sz w:val="28"/>
-          <w:szCs w:val="28"/>
-          <w:highlight w:val="yellow"/>
-        </w:rPr>
-        <w:t xml:space="preserve"> </w:t>
-      </w:r>
-      <w:r>
-        <w:rPr>
-          <w:rFonts w:ascii="Times New Roman" w:hAnsi="Times New Roman" w:cs="Times New Roman"/>
-          <w:sz w:val="28"/>
-          <w:szCs w:val="28"/>
-          <w:highlight w:val="yellow"/>
-        </w:rPr>
-        <w:t xml:space="preserve">може бути високе використання води </w:t>
-      </w:r>
-      <w:proofErr w:type="spellStart"/>
-      <w:r>
-        <w:rPr>
-          <w:rFonts w:ascii="Times New Roman" w:hAnsi="Times New Roman" w:cs="Times New Roman"/>
-          <w:sz w:val="28"/>
-          <w:szCs w:val="28"/>
-          <w:highlight w:val="yellow"/>
-        </w:rPr>
-        <w:t>тур.підприємствами</w:t>
-      </w:r>
-      <w:proofErr w:type="spellEnd"/>
-      <w:r>
-        <w:rPr>
-          <w:rFonts w:ascii="Times New Roman" w:hAnsi="Times New Roman" w:cs="Times New Roman"/>
-          <w:sz w:val="28"/>
-          <w:szCs w:val="28"/>
-          <w:highlight w:val="yellow"/>
-        </w:rPr>
-        <w:t xml:space="preserve">, бо там не </w:t>
+        <w:t xml:space="preserve">може бути високе використання води тур.підприємствами, бо там не </w:t>
       </w:r>
       <w:r>
         <w:rPr>
@@ -1470,10 +1255,151 @@
           <w:sz w:val="28"/>
           <w:szCs w:val="28"/>
         </w:rPr>
-        <w:t xml:space="preserve">Карта </w:t>
-      </w:r>
-      <w:proofErr w:type="spellStart"/>
-      <w:r>
+        <w:t>Карта туристо-діб</w:t>
+      </w:r>
+    </w:p>
+    <w:p>
+      <w:pPr>
+        <w:pStyle w:val="a9"/>
+        <w:ind w:left="0" w:firstLine="709"/>
+        <w:jc w:val="both"/>
+        <w:rPr>
+          <w:rFonts w:ascii="Times New Roman" w:hAnsi="Times New Roman" w:cs="Times New Roman"/>
+          <w:sz w:val="28"/>
+          <w:szCs w:val="28"/>
+        </w:rPr>
+      </w:pPr>
+      <w:r>
+        <w:rPr>
+          <w:rFonts w:ascii="Times New Roman" w:hAnsi="Times New Roman" w:cs="Times New Roman"/>
+          <w:sz w:val="28"/>
+          <w:szCs w:val="28"/>
+        </w:rPr>
+        <w:t>Для кількісної оцінки інтенсивності туристичного навантаження застосовано відносний показник, що обчислюється як співвідношення сукупної кількості туристо-діб, зареєстрованих у межах адміністративної одиниці протягом календарного року, до загальної площі відповідної територіальної громади (туристо-доби/км²). Даний методологічний підхід забезпечує можливість коректного порівняльного аналізу рекреаційного тиску на територіях різної площі та конфігурації, формуючи універсальну основу для просторової диференціації досліджуваного явища.</w:t>
+      </w:r>
+    </w:p>
+    <w:p>
+      <w:pPr>
+        <w:pStyle w:val="a9"/>
+        <w:ind w:left="0" w:firstLine="709"/>
+        <w:jc w:val="both"/>
+        <w:rPr>
+          <w:rFonts w:ascii="Times New Roman" w:hAnsi="Times New Roman" w:cs="Times New Roman"/>
+          <w:sz w:val="28"/>
+          <w:szCs w:val="28"/>
+        </w:rPr>
+      </w:pPr>
+      <w:r>
+        <w:rPr>
+          <w:rFonts w:ascii="Times New Roman" w:hAnsi="Times New Roman" w:cs="Times New Roman"/>
+          <w:sz w:val="28"/>
+          <w:szCs w:val="28"/>
+        </w:rPr>
+        <w:t xml:space="preserve">Аналіз емпіричних даних за 2024 рік виявляє виражену просторову концентрацію туристичного навантаження в гірських територіальних громадах Карпатського регіону. Максимальні значення інтенсивності зафіксовано у </w:t>
+      </w:r>
+      <w:r>
+        <w:rPr>
+          <w:rFonts w:ascii="Times New Roman" w:hAnsi="Times New Roman" w:cs="Times New Roman"/>
+          <w:sz w:val="28"/>
+          <w:szCs w:val="28"/>
+        </w:rPr>
+        <w:lastRenderedPageBreak/>
+        <w:t>Поляницькій сільській громаді (1 709,5 туристо-діб/км²), де відносно компактна територія характеризується високою концентрацією відвідувачів. Значні показники також демонструють Яремчанська міська громада (522,7 туристо-діб/км²) та Ворохтянська селищна громада (328,6 туристо-діб/км²).</w:t>
+      </w:r>
+    </w:p>
+    <w:p>
+      <w:pPr>
+        <w:pStyle w:val="a9"/>
+        <w:ind w:left="0" w:firstLine="709"/>
+        <w:jc w:val="both"/>
+        <w:rPr>
+          <w:rFonts w:ascii="Times New Roman" w:hAnsi="Times New Roman" w:cs="Times New Roman"/>
+          <w:sz w:val="28"/>
+          <w:szCs w:val="28"/>
+        </w:rPr>
+      </w:pPr>
+      <w:r>
+        <w:rPr>
+          <w:rFonts w:ascii="Times New Roman" w:hAnsi="Times New Roman" w:cs="Times New Roman"/>
+          <w:sz w:val="28"/>
+          <w:szCs w:val="28"/>
+        </w:rPr>
+        <w:t>Івано-Франківська міська громада, попри нижчий відносний показник інтенсивності (78,4 туристо-діб/км²), характеризується значним абсолютним обсягом ночівель, що пояснюється поліфункціональністю міського середовища та диверсифікованою структурою туристичного попиту. Низькі значення індикатора або відсутність статистичних даних у багатьох територіальних громадах (візуалізовані на картографічних матеріалах штриховкою) відображають недостатній розвиток формалізованої туристичної інфраструктури.</w:t>
+      </w:r>
+    </w:p>
+    <w:p>
+      <w:pPr>
+        <w:pStyle w:val="a9"/>
+        <w:ind w:left="0" w:firstLine="709"/>
+        <w:jc w:val="both"/>
+        <w:rPr>
+          <w:rFonts w:ascii="Times New Roman" w:hAnsi="Times New Roman" w:cs="Times New Roman"/>
+          <w:sz w:val="28"/>
+          <w:szCs w:val="28"/>
+        </w:rPr>
+      </w:pPr>
+      <w:r>
+        <w:rPr>
+          <w:rFonts w:ascii="Times New Roman" w:hAnsi="Times New Roman" w:cs="Times New Roman"/>
+          <w:sz w:val="28"/>
+          <w:szCs w:val="28"/>
+        </w:rPr>
+        <w:t>Виявлена просторова концентрація рекреаційного попиту в обмежених ареалах гірських територіальних громад створює передумови для формування сезонних піків антропогенного навантаження на екосистеми та інженерно-технічну інфраструктуру локальних територій, що потребує впровадження адаптивних механізмів управління туристичними потоками.</w:t>
+      </w:r>
+    </w:p>
+    <w:p>
+      <w:pPr>
+        <w:pStyle w:val="a9"/>
+        <w:ind w:left="0" w:firstLine="709"/>
+        <w:jc w:val="both"/>
+        <w:rPr>
+          <w:rFonts w:ascii="Times New Roman" w:hAnsi="Times New Roman" w:cs="Times New Roman"/>
+          <w:sz w:val="28"/>
+          <w:szCs w:val="28"/>
+        </w:rPr>
+      </w:pPr>
+      <w:r>
+        <w:rPr>
+          <w:rFonts w:ascii="Times New Roman" w:hAnsi="Times New Roman" w:cs="Times New Roman"/>
+          <w:sz w:val="28"/>
+          <w:szCs w:val="28"/>
+        </w:rPr>
+        <w:t>Рис. X.X. Туристичне навантаження (туристо-добові на 1 км²) у територіальних громадах Івано-Франківської області, 2024 р.</w:t>
+      </w:r>
+    </w:p>
+    <w:p>
+      <w:pPr>
+        <w:pStyle w:val="a9"/>
+        <w:ind w:left="0" w:firstLine="709"/>
+        <w:jc w:val="both"/>
+        <w:rPr>
+          <w:rFonts w:ascii="Times New Roman" w:hAnsi="Times New Roman" w:cs="Times New Roman"/>
+          <w:sz w:val="28"/>
+          <w:szCs w:val="28"/>
+        </w:rPr>
+      </w:pPr>
+      <w:r>
+        <w:rPr>
+          <w:rFonts w:ascii="Times New Roman" w:hAnsi="Times New Roman" w:cs="Times New Roman"/>
+          <w:sz w:val="28"/>
+          <w:szCs w:val="28"/>
+        </w:rPr>
+        <w:t>Карти + табличні дані в папці КАРТИ_</w:t>
+      </w:r>
+      <w:r>
+        <w:rPr>
+          <w:rFonts w:ascii="Times New Roman" w:hAnsi="Times New Roman" w:cs="Times New Roman"/>
+          <w:sz w:val="28"/>
+          <w:szCs w:val="28"/>
+        </w:rPr>
+        <w:t>ТУРИСТО.</w:t>
+      </w:r>
+    </w:p>
+    <w:p>
+      <w:pPr>
+        <w:pStyle w:val="a9"/>
+        <w:ind w:left="0" w:firstLine="709"/>
+        <w:jc w:val="both"/>
         <w:rPr>
           <w:rFonts w:ascii="Times New Roman" w:hAnsi="Times New Roman" w:cs="Times New Roman"/>
           <w:b/>
@@ -1481,9 +1407,7 @@
           <w:sz w:val="28"/>
           <w:szCs w:val="28"/>
         </w:rPr>
-        <w:t>туристо</w:t>
-      </w:r>
-      <w:proofErr w:type="spellEnd"/>
+      </w:pPr>
       <w:r>
         <w:rPr>
           <w:rFonts w:ascii="Times New Roman" w:hAnsi="Times New Roman" w:cs="Times New Roman"/>
@@ -1492,359 +1416,9 @@
           <w:sz w:val="28"/>
           <w:szCs w:val="28"/>
         </w:rPr>
-        <w:t>-діб</w:t>
-      </w:r>
-    </w:p>
-    <w:p>
-      <w:pPr>
-        <w:pStyle w:val="a9"/>
-        <w:ind w:left="0" w:firstLine="709"/>
-        <w:jc w:val="both"/>
-        <w:rPr>
-          <w:rFonts w:ascii="Times New Roman" w:hAnsi="Times New Roman" w:cs="Times New Roman"/>
-          <w:sz w:val="28"/>
-          <w:szCs w:val="28"/>
-        </w:rPr>
-      </w:pPr>
-      <w:r>
-        <w:rPr>
-          <w:rFonts w:ascii="Times New Roman" w:hAnsi="Times New Roman" w:cs="Times New Roman"/>
-          <w:sz w:val="28"/>
-          <w:szCs w:val="28"/>
-        </w:rPr>
-        <w:t xml:space="preserve">Для кількісної оцінки інтенсивності туристичного навантаження застосовано відносний показник, що обчислюється як співвідношення сукупної кількості </w:t>
-      </w:r>
-      <w:proofErr w:type="spellStart"/>
-      <w:r>
-        <w:rPr>
-          <w:rFonts w:ascii="Times New Roman" w:hAnsi="Times New Roman" w:cs="Times New Roman"/>
-          <w:sz w:val="28"/>
-          <w:szCs w:val="28"/>
-        </w:rPr>
-        <w:t>туристо</w:t>
-      </w:r>
-      <w:proofErr w:type="spellEnd"/>
-      <w:r>
-        <w:rPr>
-          <w:rFonts w:ascii="Times New Roman" w:hAnsi="Times New Roman" w:cs="Times New Roman"/>
-          <w:sz w:val="28"/>
-          <w:szCs w:val="28"/>
-        </w:rPr>
-        <w:t>-діб, зареєстрованих у межах адміністративної одиниці протягом календарного року, до загальної площі відповідної територіальної громади (</w:t>
-      </w:r>
-      <w:proofErr w:type="spellStart"/>
-      <w:r>
-        <w:rPr>
-          <w:rFonts w:ascii="Times New Roman" w:hAnsi="Times New Roman" w:cs="Times New Roman"/>
-          <w:sz w:val="28"/>
-          <w:szCs w:val="28"/>
-        </w:rPr>
-        <w:t>туристо</w:t>
-      </w:r>
-      <w:proofErr w:type="spellEnd"/>
-      <w:r>
-        <w:rPr>
-          <w:rFonts w:ascii="Times New Roman" w:hAnsi="Times New Roman" w:cs="Times New Roman"/>
-          <w:sz w:val="28"/>
-          <w:szCs w:val="28"/>
-        </w:rPr>
-        <w:t>-доби/км²). Даний методологічний підхід забезпечує можливість коректного порівняльного аналізу рекреаційного тиску на територіях різної площі та конфігурації, формуючи універсальну основу для просторової диференціації досліджуваного явища.</w:t>
-      </w:r>
-    </w:p>
-    <w:p>
-      <w:pPr>
-        <w:pStyle w:val="a9"/>
-        <w:ind w:left="0" w:firstLine="709"/>
-        <w:jc w:val="both"/>
-        <w:rPr>
-          <w:rFonts w:ascii="Times New Roman" w:hAnsi="Times New Roman" w:cs="Times New Roman"/>
-          <w:sz w:val="28"/>
-          <w:szCs w:val="28"/>
-        </w:rPr>
-      </w:pPr>
-      <w:r>
-        <w:rPr>
-          <w:rFonts w:ascii="Times New Roman" w:hAnsi="Times New Roman" w:cs="Times New Roman"/>
-          <w:sz w:val="28"/>
-          <w:szCs w:val="28"/>
-        </w:rPr>
-        <w:t xml:space="preserve">Аналіз емпіричних даних за 2024 рік виявляє виражену просторову концентрацію туристичного навантаження в гірських територіальних громадах Карпатського регіону. Максимальні значення інтенсивності зафіксовано у </w:t>
-      </w:r>
-      <w:proofErr w:type="spellStart"/>
-      <w:r>
-        <w:rPr>
-          <w:rFonts w:ascii="Times New Roman" w:hAnsi="Times New Roman" w:cs="Times New Roman"/>
-          <w:sz w:val="28"/>
-          <w:szCs w:val="28"/>
-        </w:rPr>
-        <w:lastRenderedPageBreak/>
-        <w:t>Поляницькій</w:t>
-      </w:r>
-      <w:proofErr w:type="spellEnd"/>
-      <w:r>
-        <w:rPr>
-          <w:rFonts w:ascii="Times New Roman" w:hAnsi="Times New Roman" w:cs="Times New Roman"/>
-          <w:sz w:val="28"/>
-          <w:szCs w:val="28"/>
-        </w:rPr>
-        <w:t xml:space="preserve"> сільській громаді (1 709,5 </w:t>
-      </w:r>
-      <w:proofErr w:type="spellStart"/>
-      <w:r>
-        <w:rPr>
-          <w:rFonts w:ascii="Times New Roman" w:hAnsi="Times New Roman" w:cs="Times New Roman"/>
-          <w:sz w:val="28"/>
-          <w:szCs w:val="28"/>
-        </w:rPr>
-        <w:t>туристо</w:t>
-      </w:r>
-      <w:proofErr w:type="spellEnd"/>
-      <w:r>
-        <w:rPr>
-          <w:rFonts w:ascii="Times New Roman" w:hAnsi="Times New Roman" w:cs="Times New Roman"/>
-          <w:sz w:val="28"/>
-          <w:szCs w:val="28"/>
-        </w:rPr>
-        <w:t xml:space="preserve">-діб/км²), де відносно компактна територія характеризується високою концентрацією відвідувачів. Значні показники також демонструють </w:t>
-      </w:r>
-      <w:proofErr w:type="spellStart"/>
-      <w:r>
-        <w:rPr>
-          <w:rFonts w:ascii="Times New Roman" w:hAnsi="Times New Roman" w:cs="Times New Roman"/>
-          <w:sz w:val="28"/>
-          <w:szCs w:val="28"/>
-        </w:rPr>
-        <w:t>Яремчанська</w:t>
-      </w:r>
-      <w:proofErr w:type="spellEnd"/>
-      <w:r>
-        <w:rPr>
-          <w:rFonts w:ascii="Times New Roman" w:hAnsi="Times New Roman" w:cs="Times New Roman"/>
-          <w:sz w:val="28"/>
-          <w:szCs w:val="28"/>
-        </w:rPr>
-        <w:t xml:space="preserve"> міська громада (522,7 </w:t>
-      </w:r>
-      <w:proofErr w:type="spellStart"/>
-      <w:r>
-        <w:rPr>
-          <w:rFonts w:ascii="Times New Roman" w:hAnsi="Times New Roman" w:cs="Times New Roman"/>
-          <w:sz w:val="28"/>
-          <w:szCs w:val="28"/>
-        </w:rPr>
-        <w:t>туристо</w:t>
-      </w:r>
-      <w:proofErr w:type="spellEnd"/>
-      <w:r>
-        <w:rPr>
-          <w:rFonts w:ascii="Times New Roman" w:hAnsi="Times New Roman" w:cs="Times New Roman"/>
-          <w:sz w:val="28"/>
-          <w:szCs w:val="28"/>
-        </w:rPr>
-        <w:t xml:space="preserve">-діб/км²) та </w:t>
-      </w:r>
-      <w:proofErr w:type="spellStart"/>
-      <w:r>
-        <w:rPr>
-          <w:rFonts w:ascii="Times New Roman" w:hAnsi="Times New Roman" w:cs="Times New Roman"/>
-          <w:sz w:val="28"/>
-          <w:szCs w:val="28"/>
-        </w:rPr>
-        <w:t>Ворохтянська</w:t>
-      </w:r>
-      <w:proofErr w:type="spellEnd"/>
-      <w:r>
-        <w:rPr>
-          <w:rFonts w:ascii="Times New Roman" w:hAnsi="Times New Roman" w:cs="Times New Roman"/>
-          <w:sz w:val="28"/>
-          <w:szCs w:val="28"/>
-        </w:rPr>
-        <w:t xml:space="preserve"> селищна громада (328,6 </w:t>
-      </w:r>
-      <w:proofErr w:type="spellStart"/>
-      <w:r>
-        <w:rPr>
-          <w:rFonts w:ascii="Times New Roman" w:hAnsi="Times New Roman" w:cs="Times New Roman"/>
-          <w:sz w:val="28"/>
-          <w:szCs w:val="28"/>
-        </w:rPr>
-        <w:t>туристо</w:t>
-      </w:r>
-      <w:proofErr w:type="spellEnd"/>
-      <w:r>
-        <w:rPr>
-          <w:rFonts w:ascii="Times New Roman" w:hAnsi="Times New Roman" w:cs="Times New Roman"/>
-          <w:sz w:val="28"/>
-          <w:szCs w:val="28"/>
-        </w:rPr>
-        <w:t>-діб/км²).</w:t>
-      </w:r>
-    </w:p>
-    <w:p>
-      <w:pPr>
-        <w:pStyle w:val="a9"/>
-        <w:ind w:left="0" w:firstLine="709"/>
-        <w:jc w:val="both"/>
-        <w:rPr>
-          <w:rFonts w:ascii="Times New Roman" w:hAnsi="Times New Roman" w:cs="Times New Roman"/>
-          <w:sz w:val="28"/>
-          <w:szCs w:val="28"/>
-        </w:rPr>
-      </w:pPr>
-      <w:r>
-        <w:rPr>
-          <w:rFonts w:ascii="Times New Roman" w:hAnsi="Times New Roman" w:cs="Times New Roman"/>
-          <w:sz w:val="28"/>
-          <w:szCs w:val="28"/>
-        </w:rPr>
-        <w:t xml:space="preserve">Івано-Франківська міська громада, попри нижчий відносний показник інтенсивності (78,4 </w:t>
-      </w:r>
-      <w:proofErr w:type="spellStart"/>
-      <w:r>
-        <w:rPr>
-          <w:rFonts w:ascii="Times New Roman" w:hAnsi="Times New Roman" w:cs="Times New Roman"/>
-          <w:sz w:val="28"/>
-          <w:szCs w:val="28"/>
-        </w:rPr>
-        <w:t>туристо</w:t>
-      </w:r>
-      <w:proofErr w:type="spellEnd"/>
-      <w:r>
-        <w:rPr>
-          <w:rFonts w:ascii="Times New Roman" w:hAnsi="Times New Roman" w:cs="Times New Roman"/>
-          <w:sz w:val="28"/>
-          <w:szCs w:val="28"/>
-        </w:rPr>
-        <w:t xml:space="preserve">-діб/км²), характеризується значним абсолютним обсягом ночівель, що пояснюється </w:t>
-      </w:r>
-      <w:proofErr w:type="spellStart"/>
-      <w:r>
-        <w:rPr>
-          <w:rFonts w:ascii="Times New Roman" w:hAnsi="Times New Roman" w:cs="Times New Roman"/>
-          <w:sz w:val="28"/>
-          <w:szCs w:val="28"/>
-        </w:rPr>
-        <w:t>поліфункціональністю</w:t>
-      </w:r>
-      <w:proofErr w:type="spellEnd"/>
-      <w:r>
-        <w:rPr>
-          <w:rFonts w:ascii="Times New Roman" w:hAnsi="Times New Roman" w:cs="Times New Roman"/>
-          <w:sz w:val="28"/>
-          <w:szCs w:val="28"/>
-        </w:rPr>
-        <w:t xml:space="preserve"> міського середовища та диверсифікованою структурою туристичного попиту. Низькі значення індикатора або відсутність статистичних даних у багатьох територіальних громадах (</w:t>
-      </w:r>
-      <w:proofErr w:type="spellStart"/>
-      <w:r>
-        <w:rPr>
-          <w:rFonts w:ascii="Times New Roman" w:hAnsi="Times New Roman" w:cs="Times New Roman"/>
-          <w:sz w:val="28"/>
-          <w:szCs w:val="28"/>
-        </w:rPr>
-        <w:t>візуалізовані</w:t>
-      </w:r>
-      <w:proofErr w:type="spellEnd"/>
-      <w:r>
-        <w:rPr>
-          <w:rFonts w:ascii="Times New Roman" w:hAnsi="Times New Roman" w:cs="Times New Roman"/>
-          <w:sz w:val="28"/>
-          <w:szCs w:val="28"/>
-        </w:rPr>
-        <w:t xml:space="preserve"> на картографічних матеріалах штриховкою) відображають недостатній розвиток формалізованої туристичної інфраструктури.</w:t>
-      </w:r>
-    </w:p>
-    <w:p>
-      <w:pPr>
-        <w:pStyle w:val="a9"/>
-        <w:ind w:left="0" w:firstLine="709"/>
-        <w:jc w:val="both"/>
-        <w:rPr>
-          <w:rFonts w:ascii="Times New Roman" w:hAnsi="Times New Roman" w:cs="Times New Roman"/>
-          <w:sz w:val="28"/>
-          <w:szCs w:val="28"/>
-        </w:rPr>
-      </w:pPr>
-      <w:r>
-        <w:rPr>
-          <w:rFonts w:ascii="Times New Roman" w:hAnsi="Times New Roman" w:cs="Times New Roman"/>
-          <w:sz w:val="28"/>
-          <w:szCs w:val="28"/>
-        </w:rPr>
-        <w:t>Виявлена просторова концентрація рекреаційного попиту в обмежених ареалах гірських територіальних громад створює передумови для формування сезонних піків антропогенного навантаження на екосистеми та інженерно-технічну інфраструктуру локальних територій, що потребує впровадження адаптивних механізмів управління туристичними потоками.</w:t>
-      </w:r>
-    </w:p>
-    <w:p>
-      <w:pPr>
-        <w:pStyle w:val="a9"/>
-        <w:ind w:left="0" w:firstLine="709"/>
-        <w:jc w:val="both"/>
-        <w:rPr>
-          <w:rFonts w:ascii="Times New Roman" w:hAnsi="Times New Roman" w:cs="Times New Roman"/>
-          <w:sz w:val="28"/>
-          <w:szCs w:val="28"/>
-        </w:rPr>
-      </w:pPr>
-      <w:r>
-        <w:rPr>
-          <w:rFonts w:ascii="Times New Roman" w:hAnsi="Times New Roman" w:cs="Times New Roman"/>
-          <w:sz w:val="28"/>
-          <w:szCs w:val="28"/>
-        </w:rPr>
-        <w:t>Рис. X.X. Туристичне навантаження (</w:t>
-      </w:r>
-      <w:proofErr w:type="spellStart"/>
-      <w:r>
-        <w:rPr>
-          <w:rFonts w:ascii="Times New Roman" w:hAnsi="Times New Roman" w:cs="Times New Roman"/>
-          <w:sz w:val="28"/>
-          <w:szCs w:val="28"/>
-        </w:rPr>
-        <w:t>туристо</w:t>
-      </w:r>
-      <w:proofErr w:type="spellEnd"/>
-      <w:r>
-        <w:rPr>
-          <w:rFonts w:ascii="Times New Roman" w:hAnsi="Times New Roman" w:cs="Times New Roman"/>
-          <w:sz w:val="28"/>
-          <w:szCs w:val="28"/>
-        </w:rPr>
-        <w:t>-добові на 1 км²) у територіальних громадах Івано-Франківської області, 2024 р.</w:t>
-      </w:r>
-    </w:p>
-    <w:p>
-      <w:pPr>
-        <w:pStyle w:val="a9"/>
-        <w:ind w:left="0" w:firstLine="709"/>
-        <w:jc w:val="both"/>
-        <w:rPr>
-          <w:rFonts w:ascii="Times New Roman" w:hAnsi="Times New Roman" w:cs="Times New Roman"/>
-          <w:sz w:val="28"/>
-          <w:szCs w:val="28"/>
-        </w:rPr>
-      </w:pPr>
-      <w:r>
-        <w:rPr>
-          <w:rFonts w:ascii="Times New Roman" w:hAnsi="Times New Roman" w:cs="Times New Roman"/>
-          <w:sz w:val="28"/>
-          <w:szCs w:val="28"/>
-        </w:rPr>
-        <w:t>Карти + табличні дані в папці КАРТИ_</w:t>
-      </w:r>
-      <w:r>
-        <w:rPr>
-          <w:rFonts w:ascii="Times New Roman" w:hAnsi="Times New Roman" w:cs="Times New Roman"/>
-          <w:sz w:val="28"/>
-          <w:szCs w:val="28"/>
-        </w:rPr>
-        <w:t>ТУРИСТО.</w:t>
-      </w:r>
-    </w:p>
-    <w:p>
-      <w:pPr>
-        <w:pStyle w:val="a9"/>
-        <w:ind w:left="0" w:firstLine="709"/>
-        <w:jc w:val="both"/>
+        <w:t>Карт</w:t>
+      </w:r>
+      <w:r>
         <w:rPr>
           <w:rFonts w:ascii="Times New Roman" w:hAnsi="Times New Roman" w:cs="Times New Roman"/>
           <w:b/>
@@ -1852,7 +1426,8 @@
           <w:sz w:val="28"/>
           <w:szCs w:val="28"/>
         </w:rPr>
-      </w:pPr>
+        <w:t>а</w:t>
+      </w:r>
       <w:r>
         <w:rPr>
           <w:rFonts w:ascii="Times New Roman" w:hAnsi="Times New Roman" w:cs="Times New Roman"/>
@@ -1861,26 +1436,6 @@
           <w:sz w:val="28"/>
           <w:szCs w:val="28"/>
         </w:rPr>
-        <w:t>Карт</w:t>
-      </w:r>
-      <w:r>
-        <w:rPr>
-          <w:rFonts w:ascii="Times New Roman" w:hAnsi="Times New Roman" w:cs="Times New Roman"/>
-          <w:b/>
-          <w:bCs/>
-          <w:sz w:val="28"/>
-          <w:szCs w:val="28"/>
-        </w:rPr>
-        <w:t>а</w:t>
-      </w:r>
-      <w:r>
-        <w:rPr>
-          <w:rFonts w:ascii="Times New Roman" w:hAnsi="Times New Roman" w:cs="Times New Roman"/>
-          <w:b/>
-          <w:bCs/>
-          <w:sz w:val="28"/>
-          <w:szCs w:val="28"/>
-        </w:rPr>
         <w:t xml:space="preserve"> водоспоживання</w:t>
       </w:r>
     </w:p>
@@ -1901,25 +1456,7 @@
           <w:sz w:val="28"/>
           <w:szCs w:val="28"/>
         </w:rPr>
-        <w:t xml:space="preserve">Аналіз питомого водоспоживання (м³/км²) за 2024 рік виявляє виражену просторову концентрацію у промислово-урбанізованих центрах регіону. Максимальні значення зафіксовано у </w:t>
-      </w:r>
-      <w:proofErr w:type="spellStart"/>
-      <w:r>
-        <w:rPr>
-          <w:rFonts w:ascii="Times New Roman" w:hAnsi="Times New Roman" w:cs="Times New Roman"/>
-          <w:sz w:val="28"/>
-          <w:szCs w:val="28"/>
-        </w:rPr>
-        <w:t>Ямницькій</w:t>
-      </w:r>
-      <w:proofErr w:type="spellEnd"/>
-      <w:r>
-        <w:rPr>
-          <w:rFonts w:ascii="Times New Roman" w:hAnsi="Times New Roman" w:cs="Times New Roman"/>
-          <w:sz w:val="28"/>
-          <w:szCs w:val="28"/>
-        </w:rPr>
-        <w:t xml:space="preserve"> сільській громаді (2 078,4 м³/км²), що детерміновано функціонуванням потужного індустріального комплексу з високими показниками водоємності виробничих процесів. Значні рівні водоспоживання також характеризують Калуську міську громаду (945,7 м³/км²) та Долинську міську громаду (820,3 м³/км²), де спостерігається кумулятивний ефект від поєднання промислового та комунально-побутового водокористування.</w:t>
+        <w:t>Аналіз питомого водоспоживання (м³/км²) за 2024 рік виявляє виражену просторову концентрацію у промислово-урбанізованих центрах регіону. Максимальні значення зафіксовано у Ямницькій сільській громаді (2 078,4 м³/км²), що детерміновано функціонуванням потужного індустріального комплексу з високими показниками водоємності виробничих процесів. Значні рівні водоспоживання також характеризують Калуську міську громаду (945,7 м³/км²) та Долинську міську громаду (820,3 м³/км²), де спостерігається кумулятивний ефект від поєднання промислового та комунально-побутового водокористування.</w:t>
       </w:r>
     </w:p>
     <w:p>
@@ -1957,23 +1494,13 @@
           <w:szCs w:val="28"/>
         </w:rPr>
       </w:pPr>
-      <w:proofErr w:type="spellStart"/>
-      <w:r>
-        <w:rPr>
-          <w:rFonts w:ascii="Times New Roman" w:hAnsi="Times New Roman" w:cs="Times New Roman"/>
-          <w:sz w:val="28"/>
-          <w:szCs w:val="28"/>
-        </w:rPr>
-        <w:t>Поляницька</w:t>
-      </w:r>
-      <w:proofErr w:type="spellEnd"/>
-      <w:r>
-        <w:rPr>
-          <w:rFonts w:ascii="Times New Roman" w:hAnsi="Times New Roman" w:cs="Times New Roman"/>
-          <w:sz w:val="28"/>
-          <w:szCs w:val="28"/>
-        </w:rPr>
-        <w:t xml:space="preserve"> сільська громада (0,834)</w:t>
+      <w:r>
+        <w:rPr>
+          <w:rFonts w:ascii="Times New Roman" w:hAnsi="Times New Roman" w:cs="Times New Roman"/>
+          <w:sz w:val="28"/>
+          <w:szCs w:val="28"/>
+        </w:rPr>
+        <w:t>Поляницька сільська громада (0,834)</w:t>
       </w:r>
     </w:p>
     <w:p>
@@ -1991,23 +1518,13 @@
           <w:szCs w:val="28"/>
         </w:rPr>
       </w:pPr>
-      <w:proofErr w:type="spellStart"/>
-      <w:r>
-        <w:rPr>
-          <w:rFonts w:ascii="Times New Roman" w:hAnsi="Times New Roman" w:cs="Times New Roman"/>
-          <w:sz w:val="28"/>
-          <w:szCs w:val="28"/>
-        </w:rPr>
-        <w:t>Яремчанська</w:t>
-      </w:r>
-      <w:proofErr w:type="spellEnd"/>
-      <w:r>
-        <w:rPr>
-          <w:rFonts w:ascii="Times New Roman" w:hAnsi="Times New Roman" w:cs="Times New Roman"/>
-          <w:sz w:val="28"/>
-          <w:szCs w:val="28"/>
-        </w:rPr>
-        <w:t xml:space="preserve"> міська громада (0,615)</w:t>
+      <w:r>
+        <w:rPr>
+          <w:rFonts w:ascii="Times New Roman" w:hAnsi="Times New Roman" w:cs="Times New Roman"/>
+          <w:sz w:val="28"/>
+          <w:szCs w:val="28"/>
+        </w:rPr>
+        <w:t>Яремчанська міська громада (0,615)</w:t>
       </w:r>
     </w:p>
     <w:p>
@@ -2025,23 +1542,13 @@
           <w:szCs w:val="28"/>
         </w:rPr>
       </w:pPr>
-      <w:proofErr w:type="spellStart"/>
-      <w:r>
-        <w:rPr>
-          <w:rFonts w:ascii="Times New Roman" w:hAnsi="Times New Roman" w:cs="Times New Roman"/>
-          <w:sz w:val="28"/>
-          <w:szCs w:val="28"/>
-        </w:rPr>
-        <w:t>Ворохтянська</w:t>
-      </w:r>
-      <w:proofErr w:type="spellEnd"/>
-      <w:r>
-        <w:rPr>
-          <w:rFonts w:ascii="Times New Roman" w:hAnsi="Times New Roman" w:cs="Times New Roman"/>
-          <w:sz w:val="28"/>
-          <w:szCs w:val="28"/>
-        </w:rPr>
-        <w:t xml:space="preserve"> селищна громада (0,542)</w:t>
+      <w:r>
+        <w:rPr>
+          <w:rFonts w:ascii="Times New Roman" w:hAnsi="Times New Roman" w:cs="Times New Roman"/>
+          <w:sz w:val="28"/>
+          <w:szCs w:val="28"/>
+        </w:rPr>
+        <w:t>Ворохтянська селищна громада (0,542)</w:t>
       </w:r>
     </w:p>
     <w:p>
@@ -2218,63 +1725,27 @@
           <w:sz w:val="28"/>
           <w:szCs w:val="28"/>
         </w:rPr>
-        <w:t xml:space="preserve">Аналіз просторового розподілу питомих викидів у атмосферу (т/км²) демонструє чітку диференціацію територій за інтенсивністю антропогенного навантаження. Бурштинська міська громада характеризується </w:t>
-      </w:r>
-      <w:proofErr w:type="spellStart"/>
-      <w:r>
-        <w:rPr>
-          <w:rFonts w:ascii="Times New Roman" w:hAnsi="Times New Roman" w:cs="Times New Roman"/>
-          <w:sz w:val="28"/>
-          <w:szCs w:val="28"/>
-        </w:rPr>
-        <w:t>екстремально</w:t>
-      </w:r>
-      <w:proofErr w:type="spellEnd"/>
-      <w:r>
-        <w:rPr>
-          <w:rFonts w:ascii="Times New Roman" w:hAnsi="Times New Roman" w:cs="Times New Roman"/>
-          <w:sz w:val="28"/>
-          <w:szCs w:val="28"/>
-        </w:rPr>
-        <w:t xml:space="preserve"> високими показниками (24 206,4 т/км²), що детерміновано функціонуванням потужного енергогенеруючого об'єкта — Бурштинської ТЕС. Калуська міська громада, як значний центр хімічної промисловості, демонструє суттєво нижчі, але все ж значні обсяги емісії (1 268,7 т/км²).</w:t>
-      </w:r>
-    </w:p>
-    <w:p>
-      <w:pPr>
-        <w:pStyle w:val="a9"/>
-        <w:ind w:left="0" w:firstLine="709"/>
-        <w:jc w:val="both"/>
-        <w:rPr>
-          <w:rFonts w:ascii="Times New Roman" w:hAnsi="Times New Roman" w:cs="Times New Roman"/>
-          <w:sz w:val="28"/>
-          <w:szCs w:val="28"/>
-        </w:rPr>
-      </w:pPr>
-      <w:r>
-        <w:rPr>
-          <w:rFonts w:ascii="Times New Roman" w:hAnsi="Times New Roman" w:cs="Times New Roman"/>
-          <w:sz w:val="28"/>
-          <w:szCs w:val="28"/>
-        </w:rPr>
-        <w:t xml:space="preserve">Проміжну позицію за інтенсивністю викидів займають Долинська міська громада (306,2 т/км²) та </w:t>
-      </w:r>
-      <w:proofErr w:type="spellStart"/>
-      <w:r>
-        <w:rPr>
-          <w:rFonts w:ascii="Times New Roman" w:hAnsi="Times New Roman" w:cs="Times New Roman"/>
-          <w:sz w:val="28"/>
-          <w:szCs w:val="28"/>
-        </w:rPr>
-        <w:t>Солотвинська</w:t>
-      </w:r>
-      <w:proofErr w:type="spellEnd"/>
-      <w:r>
-        <w:rPr>
-          <w:rFonts w:ascii="Times New Roman" w:hAnsi="Times New Roman" w:cs="Times New Roman"/>
-          <w:sz w:val="28"/>
-          <w:szCs w:val="28"/>
-        </w:rPr>
-        <w:t xml:space="preserve"> селищна громада (88,1 т/км²). Решта адміністративних одиниць регіону характеризується істотно нижчими показниками, що підтверджує концентрацію основних джерел забруднення в обмеженій кількості промислових центрів.</w:t>
+        <w:t>Аналіз просторового розподілу питомих викидів у атмосферу (т/км²) демонструє чітку диференціацію територій за інтенсивністю антропогенного навантаження. Бурштинська міська громада характеризується екстремально високими показниками (24 206,4 т/км²), що детерміновано функціонуванням потужного енергогенеруючого об'єкта — Бурштинської ТЕС. Калуська міська громада, як значний центр хімічної промисловості, демонструє суттєво нижчі, але все ж значні обсяги емісії (1 268,7 т/км²).</w:t>
+      </w:r>
+    </w:p>
+    <w:p>
+      <w:pPr>
+        <w:pStyle w:val="a9"/>
+        <w:ind w:left="0" w:firstLine="709"/>
+        <w:jc w:val="both"/>
+        <w:rPr>
+          <w:rFonts w:ascii="Times New Roman" w:hAnsi="Times New Roman" w:cs="Times New Roman"/>
+          <w:sz w:val="28"/>
+          <w:szCs w:val="28"/>
+        </w:rPr>
+      </w:pPr>
+      <w:r>
+        <w:rPr>
+          <w:rFonts w:ascii="Times New Roman" w:hAnsi="Times New Roman" w:cs="Times New Roman"/>
+          <w:sz w:val="28"/>
+          <w:szCs w:val="28"/>
+        </w:rPr>
+        <w:t>Проміжну позицію за інтенсивністю викидів займають Долинська міська громада (306,2 т/км²) та Солотвинська селищна громада (88,1 т/км²). Решта адміністративних одиниць регіону характеризується істотно нижчими показниками, що підтверджує концентрацію основних джерел забруднення в обмеженій кількості промислових центрів.</w:t>
       </w:r>
     </w:p>
     <w:p>
@@ -2312,23 +1783,13 @@
           <w:szCs w:val="28"/>
         </w:rPr>
       </w:pPr>
-      <w:proofErr w:type="spellStart"/>
-      <w:r>
-        <w:rPr>
-          <w:rFonts w:ascii="Times New Roman" w:hAnsi="Times New Roman" w:cs="Times New Roman"/>
-          <w:sz w:val="28"/>
-          <w:szCs w:val="28"/>
-        </w:rPr>
-        <w:t>Ворохтянській</w:t>
-      </w:r>
-      <w:proofErr w:type="spellEnd"/>
-      <w:r>
-        <w:rPr>
-          <w:rFonts w:ascii="Times New Roman" w:hAnsi="Times New Roman" w:cs="Times New Roman"/>
-          <w:sz w:val="28"/>
-          <w:szCs w:val="28"/>
-        </w:rPr>
-        <w:t xml:space="preserve"> селищній громаді (0,966)</w:t>
+      <w:r>
+        <w:rPr>
+          <w:rFonts w:ascii="Times New Roman" w:hAnsi="Times New Roman" w:cs="Times New Roman"/>
+          <w:sz w:val="28"/>
+          <w:szCs w:val="28"/>
+        </w:rPr>
+        <w:t>Ворохтянській селищній громаді (0,966)</w:t>
       </w:r>
     </w:p>
     <w:p>
@@ -2394,61 +1855,33 @@
           <w:szCs w:val="28"/>
         </w:rPr>
       </w:pPr>
-      <w:proofErr w:type="spellStart"/>
-      <w:r>
-        <w:rPr>
-          <w:rFonts w:ascii="Times New Roman" w:hAnsi="Times New Roman" w:cs="Times New Roman"/>
-          <w:sz w:val="28"/>
-          <w:szCs w:val="28"/>
-        </w:rPr>
-        <w:t>Солотвинській</w:t>
-      </w:r>
-      <w:proofErr w:type="spellEnd"/>
-      <w:r>
-        <w:rPr>
-          <w:rFonts w:ascii="Times New Roman" w:hAnsi="Times New Roman" w:cs="Times New Roman"/>
-          <w:sz w:val="28"/>
-          <w:szCs w:val="28"/>
-        </w:rPr>
-        <w:t xml:space="preserve"> селищній громаді (0,418)</w:t>
-      </w:r>
-    </w:p>
-    <w:p>
-      <w:pPr>
-        <w:pStyle w:val="a9"/>
-        <w:ind w:left="0" w:firstLine="709"/>
-        <w:jc w:val="both"/>
-        <w:rPr>
-          <w:rFonts w:ascii="Times New Roman" w:hAnsi="Times New Roman" w:cs="Times New Roman"/>
-          <w:sz w:val="28"/>
-          <w:szCs w:val="28"/>
-        </w:rPr>
-      </w:pPr>
-      <w:r>
-        <w:rPr>
-          <w:rFonts w:ascii="Times New Roman" w:hAnsi="Times New Roman" w:cs="Times New Roman"/>
-          <w:sz w:val="28"/>
-          <w:szCs w:val="28"/>
-        </w:rPr>
-        <w:t xml:space="preserve">Отримані результати підтверджують гіпотезу про те, що в територіальних одиницях з низьким рівнем індустріалізації транспортні та </w:t>
-      </w:r>
-      <w:proofErr w:type="spellStart"/>
-      <w:r>
-        <w:rPr>
-          <w:rFonts w:ascii="Times New Roman" w:hAnsi="Times New Roman" w:cs="Times New Roman"/>
-          <w:sz w:val="28"/>
-          <w:szCs w:val="28"/>
-        </w:rPr>
-        <w:t>теплогенераційні</w:t>
-      </w:r>
-      <w:proofErr w:type="spellEnd"/>
-      <w:r>
-        <w:rPr>
-          <w:rFonts w:ascii="Times New Roman" w:hAnsi="Times New Roman" w:cs="Times New Roman"/>
-          <w:sz w:val="28"/>
-          <w:szCs w:val="28"/>
-        </w:rPr>
-        <w:t xml:space="preserve"> процеси, асоційовані з рекреаційною діяльністю, формують значну частку загального обсягу атмосферних викидів.</w:t>
+      <w:r>
+        <w:rPr>
+          <w:rFonts w:ascii="Times New Roman" w:hAnsi="Times New Roman" w:cs="Times New Roman"/>
+          <w:sz w:val="28"/>
+          <w:szCs w:val="28"/>
+        </w:rPr>
+        <w:t>Солотвинській селищній громаді (0,418)</w:t>
+      </w:r>
+    </w:p>
+    <w:p>
+      <w:pPr>
+        <w:pStyle w:val="a9"/>
+        <w:ind w:left="0" w:firstLine="709"/>
+        <w:jc w:val="both"/>
+        <w:rPr>
+          <w:rFonts w:ascii="Times New Roman" w:hAnsi="Times New Roman" w:cs="Times New Roman"/>
+          <w:sz w:val="28"/>
+          <w:szCs w:val="28"/>
+        </w:rPr>
+      </w:pPr>
+      <w:r>
+        <w:rPr>
+          <w:rFonts w:ascii="Times New Roman" w:hAnsi="Times New Roman" w:cs="Times New Roman"/>
+          <w:sz w:val="28"/>
+          <w:szCs w:val="28"/>
+        </w:rPr>
+        <w:t>Отримані результати підтверджують гіпотезу про те, що в територіальних одиницях з низьким рівнем індустріалізації транспортні та теплогенераційні процеси, асоційовані з рекреаційною діяльністю, формують значну частку загального обсягу атмосферних викидів.</w:t>
       </w:r>
     </w:p>
     <w:p>
@@ -2624,43 +2057,7 @@
           <w:szCs w:val="28"/>
         </w:rPr>
         <w:br/>
-        <w:t xml:space="preserve">Водночас частка туристичних підприємств у загальних обсягах скидів є найбільшою у </w:t>
-      </w:r>
-      <w:proofErr w:type="spellStart"/>
-      <w:r>
-        <w:rPr>
-          <w:rFonts w:ascii="Times New Roman" w:hAnsi="Times New Roman" w:cs="Times New Roman"/>
-          <w:sz w:val="28"/>
-          <w:szCs w:val="28"/>
-        </w:rPr>
-        <w:t>Яремчанській</w:t>
-      </w:r>
-      <w:proofErr w:type="spellEnd"/>
-      <w:r>
-        <w:rPr>
-          <w:rFonts w:ascii="Times New Roman" w:hAnsi="Times New Roman" w:cs="Times New Roman"/>
-          <w:sz w:val="28"/>
-          <w:szCs w:val="28"/>
-        </w:rPr>
-        <w:t xml:space="preserve"> міській (0,962) та </w:t>
-      </w:r>
-      <w:proofErr w:type="spellStart"/>
-      <w:r>
-        <w:rPr>
-          <w:rFonts w:ascii="Times New Roman" w:hAnsi="Times New Roman" w:cs="Times New Roman"/>
-          <w:sz w:val="28"/>
-          <w:szCs w:val="28"/>
-        </w:rPr>
-        <w:t>Поляницькій</w:t>
-      </w:r>
-      <w:proofErr w:type="spellEnd"/>
-      <w:r>
-        <w:rPr>
-          <w:rFonts w:ascii="Times New Roman" w:hAnsi="Times New Roman" w:cs="Times New Roman"/>
-          <w:sz w:val="28"/>
-          <w:szCs w:val="28"/>
-        </w:rPr>
-        <w:t xml:space="preserve"> сільській громадах (0,885). Це пояснюється тим, що у рекреаційних територіях промислова складова обмежена, а вагомими залишаються впливи від туристичної інфраструктури (готелі, заклади харчування, об’єкти відпочинку), що формують основні навантаження на водні ресурси. Таким чином, для Карпатських громад екологічні ризики у сфері водокористування значною мірою зумовлюються рекреаційною діяльністю.</w:t>
+        <w:t>Водночас частка туристичних підприємств у загальних обсягах скидів є найбільшою у Яремчанській міській (0,962) та Поляницькій сільській громадах (0,885). Це пояснюється тим, що у рекреаційних територіях промислова складова обмежена, а вагомими залишаються впливи від туристичної інфраструктури (готелі, заклади харчування, об’єкти відпочинку), що формують основні навантаження на водні ресурси. Таким чином, для Карпатських громад екологічні ризики у сфері водокористування значною мірою зумовлюються рекреаційною діяльністю.</w:t>
       </w:r>
     </w:p>
     <w:p>
@@ -2736,7 +2133,291 @@
           <w:rFonts w:ascii="Times New Roman" w:hAnsi="Times New Roman" w:cs="Times New Roman"/>
           <w:sz w:val="28"/>
           <w:szCs w:val="28"/>
-          <w:lang w:val="en-US"/>
+        </w:rPr>
+      </w:pPr>
+    </w:p>
+    <w:p>
+      <w:pPr>
+        <w:pStyle w:val="a9"/>
+        <w:ind w:left="0" w:firstLine="709"/>
+        <w:jc w:val="both"/>
+        <w:rPr>
+          <w:rFonts w:ascii="Times New Roman" w:hAnsi="Times New Roman" w:cs="Times New Roman"/>
+          <w:b/>
+          <w:bCs/>
+          <w:sz w:val="28"/>
+          <w:szCs w:val="28"/>
+        </w:rPr>
+      </w:pPr>
+      <w:r>
+        <w:rPr>
+          <w:rFonts w:ascii="Times New Roman" w:hAnsi="Times New Roman" w:cs="Times New Roman"/>
+          <w:b/>
+          <w:bCs/>
+          <w:sz w:val="28"/>
+          <w:szCs w:val="28"/>
+        </w:rPr>
+        <w:t xml:space="preserve">Карта </w:t>
+      </w:r>
+      <w:r>
+        <w:rPr>
+          <w:rFonts w:ascii="Times New Roman" w:hAnsi="Times New Roman" w:cs="Times New Roman"/>
+          <w:b/>
+          <w:bCs/>
+          <w:sz w:val="28"/>
+          <w:szCs w:val="28"/>
+        </w:rPr>
+        <w:t>розміщення ТПВ</w:t>
+      </w:r>
+    </w:p>
+    <w:p>
+      <w:pPr>
+        <w:pStyle w:val="a9"/>
+        <w:ind w:left="0" w:firstLine="709"/>
+        <w:jc w:val="both"/>
+        <w:rPr>
+          <w:rFonts w:ascii="Times New Roman" w:hAnsi="Times New Roman" w:cs="Times New Roman"/>
+          <w:sz w:val="28"/>
+          <w:szCs w:val="28"/>
+        </w:rPr>
+      </w:pPr>
+      <w:r>
+        <w:rPr>
+          <w:rFonts w:ascii="Times New Roman" w:hAnsi="Times New Roman" w:cs="Times New Roman"/>
+          <w:sz w:val="28"/>
+          <w:szCs w:val="28"/>
+        </w:rPr>
+        <w:t>Аналіз просторового розподілу питомого показника утворення твердих побутових відходів (т/км²) виявляє виражену концентрацію у Ямницькій сільській громаді, де зафіксовано екстремально високе значення (7,4·10¹² т/км²). Цей феномен детермінований локалізацією на території громади значної кількості промислових об'єктів та інфраструктури поводження з відходами, включаючи полігони їх розміщення. Прилеглі адміністративні одиниці характеризуються суттєво нижчими, але все ж помітними показниками інтенсивності. Водночас, більшість територіальних громад регіону демонструють низькі значення питомого утворення ТПВ, що відображає нерівномірність просторового розподілу джерел генерації відходів.</w:t>
+      </w:r>
+    </w:p>
+    <w:p>
+      <w:pPr>
+        <w:pStyle w:val="a9"/>
+        <w:ind w:left="0" w:firstLine="709"/>
+        <w:jc w:val="both"/>
+        <w:rPr>
+          <w:rFonts w:ascii="Times New Roman" w:hAnsi="Times New Roman" w:cs="Times New Roman"/>
+          <w:sz w:val="28"/>
+          <w:szCs w:val="28"/>
+        </w:rPr>
+      </w:pPr>
+      <w:r>
+        <w:rPr>
+          <w:rFonts w:ascii="Times New Roman" w:hAnsi="Times New Roman" w:cs="Times New Roman"/>
+          <w:sz w:val="28"/>
+          <w:szCs w:val="28"/>
+        </w:rPr>
+        <w:t>Структурний аналіз генерації твердих побутових відходів за секторами економіки демонструє відносно обмежений внесок туристичних підприємств у загальний обсяг ТПВ навіть у громадах з вираженою рекреаційною спеціалізацією. Максимальні значення частки туристичного сектора зафіксовано у Ворохтянській (0,242) та Поляницькій (0,214) сільських громадах.</w:t>
+      </w:r>
+    </w:p>
+    <w:p>
+      <w:pPr>
+        <w:pStyle w:val="a9"/>
+        <w:ind w:firstLine="709"/>
+        <w:jc w:val="both"/>
+        <w:rPr>
+          <w:rFonts w:ascii="Times New Roman" w:hAnsi="Times New Roman" w:cs="Times New Roman"/>
+          <w:sz w:val="28"/>
+          <w:szCs w:val="28"/>
+        </w:rPr>
+      </w:pPr>
+      <w:r>
+        <w:rPr>
+          <w:rFonts w:ascii="Times New Roman" w:hAnsi="Times New Roman" w:cs="Times New Roman"/>
+          <w:sz w:val="28"/>
+          <w:szCs w:val="28"/>
+        </w:rPr>
+        <w:t>Відносно низька частка туристичного сектора у структурі генерації ТПВ пояснюється комплексом факторів:</w:t>
+      </w:r>
+    </w:p>
+    <w:p>
+      <w:pPr>
+        <w:pStyle w:val="a9"/>
+        <w:numPr>
+          <w:ilvl w:val="0"/>
+          <w:numId w:val="4"/>
+        </w:numPr>
+        <w:jc w:val="both"/>
+        <w:rPr>
+          <w:rFonts w:ascii="Times New Roman" w:hAnsi="Times New Roman" w:cs="Times New Roman"/>
+          <w:sz w:val="28"/>
+          <w:szCs w:val="28"/>
+        </w:rPr>
+      </w:pPr>
+      <w:r>
+        <w:rPr>
+          <w:rFonts w:ascii="Times New Roman" w:hAnsi="Times New Roman" w:cs="Times New Roman"/>
+          <w:sz w:val="28"/>
+          <w:szCs w:val="28"/>
+        </w:rPr>
+        <w:t>Виражена сезонність функціонування рекреаційних закладів, що обмежує кумулятивний річний обсяг утворення відходів</w:t>
+      </w:r>
+    </w:p>
+    <w:p>
+      <w:pPr>
+        <w:pStyle w:val="a9"/>
+        <w:numPr>
+          <w:ilvl w:val="0"/>
+          <w:numId w:val="4"/>
+        </w:numPr>
+        <w:jc w:val="both"/>
+        <w:rPr>
+          <w:rFonts w:ascii="Times New Roman" w:hAnsi="Times New Roman" w:cs="Times New Roman"/>
+          <w:sz w:val="28"/>
+          <w:szCs w:val="28"/>
+        </w:rPr>
+      </w:pPr>
+      <w:r>
+        <w:rPr>
+          <w:rFonts w:ascii="Times New Roman" w:hAnsi="Times New Roman" w:cs="Times New Roman"/>
+          <w:sz w:val="28"/>
+          <w:szCs w:val="28"/>
+        </w:rPr>
+        <w:t>Домінування індустріальних та комунально-побутових джерел у загальній структурі генерації ТПВ, що характеризуються значно вищими абсолютними обсягами утворення відходів</w:t>
+      </w:r>
+    </w:p>
+    <w:p>
+      <w:pPr>
+        <w:pStyle w:val="a9"/>
+        <w:ind w:firstLine="709"/>
+        <w:jc w:val="both"/>
+        <w:rPr>
+          <w:rFonts w:ascii="Times New Roman" w:hAnsi="Times New Roman" w:cs="Times New Roman"/>
+          <w:sz w:val="28"/>
+          <w:szCs w:val="28"/>
+        </w:rPr>
+      </w:pPr>
+      <w:r>
+        <w:rPr>
+          <w:rFonts w:ascii="Times New Roman" w:hAnsi="Times New Roman" w:cs="Times New Roman"/>
+          <w:sz w:val="28"/>
+          <w:szCs w:val="28"/>
+        </w:rPr>
+        <w:t>Отримані результати свідчать про необхідність диференційованого підходу до управління потоками твердих побутових відходів з урахуванням секторальної специфіки їх утворення та просторової концентрації.</w:t>
+      </w:r>
+    </w:p>
+    <w:p>
+      <w:pPr>
+        <w:pStyle w:val="a9"/>
+        <w:ind w:left="0" w:firstLine="709"/>
+        <w:jc w:val="both"/>
+        <w:rPr>
+          <w:rFonts w:ascii="Times New Roman" w:hAnsi="Times New Roman" w:cs="Times New Roman"/>
+          <w:sz w:val="28"/>
+          <w:szCs w:val="28"/>
+        </w:rPr>
+      </w:pPr>
+      <w:r>
+        <w:rPr>
+          <w:rFonts w:ascii="Times New Roman" w:hAnsi="Times New Roman" w:cs="Times New Roman"/>
+          <w:sz w:val="28"/>
+          <w:szCs w:val="28"/>
+        </w:rPr>
+        <w:lastRenderedPageBreak/>
+        <w:t xml:space="preserve">Рис. X.X. </w:t>
+      </w:r>
+      <w:r>
+        <w:rPr>
+          <w:rFonts w:ascii="Times New Roman" w:hAnsi="Times New Roman" w:cs="Times New Roman"/>
+          <w:sz w:val="28"/>
+          <w:szCs w:val="28"/>
+        </w:rPr>
+        <w:t xml:space="preserve">Інтенсивність </w:t>
+      </w:r>
+      <w:r>
+        <w:rPr>
+          <w:rFonts w:ascii="Times New Roman" w:hAnsi="Times New Roman" w:cs="Times New Roman"/>
+          <w:sz w:val="28"/>
+          <w:szCs w:val="28"/>
+        </w:rPr>
+        <w:t>розміщення</w:t>
+      </w:r>
+      <w:r>
+        <w:rPr>
+          <w:rFonts w:ascii="Times New Roman" w:hAnsi="Times New Roman" w:cs="Times New Roman"/>
+          <w:sz w:val="28"/>
+          <w:szCs w:val="28"/>
+        </w:rPr>
+        <w:t xml:space="preserve"> твердих побутових відходів </w:t>
+      </w:r>
+      <w:r>
+        <w:rPr>
+          <w:rFonts w:ascii="Times New Roman" w:hAnsi="Times New Roman" w:cs="Times New Roman"/>
+          <w:sz w:val="28"/>
+          <w:szCs w:val="28"/>
+        </w:rPr>
+        <w:t xml:space="preserve">(тон </w:t>
+      </w:r>
+      <w:r>
+        <w:rPr>
+          <w:rFonts w:ascii="Times New Roman" w:hAnsi="Times New Roman" w:cs="Times New Roman"/>
+          <w:sz w:val="28"/>
+          <w:szCs w:val="28"/>
+        </w:rPr>
+        <w:t>на км²</w:t>
+      </w:r>
+      <w:r>
+        <w:rPr>
+          <w:rFonts w:ascii="Times New Roman" w:hAnsi="Times New Roman" w:cs="Times New Roman"/>
+          <w:sz w:val="28"/>
+          <w:szCs w:val="28"/>
+        </w:rPr>
+        <w:t>)</w:t>
+      </w:r>
+      <w:r>
+        <w:rPr>
+          <w:rFonts w:ascii="Times New Roman" w:hAnsi="Times New Roman" w:cs="Times New Roman"/>
+          <w:sz w:val="28"/>
+          <w:szCs w:val="28"/>
+        </w:rPr>
+        <w:t xml:space="preserve"> та частка туристичних підприємств у їх обсягах за громадами Івано-Франківської області, 2024 р.</w:t>
+      </w:r>
+    </w:p>
+    <w:p>
+      <w:pPr>
+        <w:pStyle w:val="a9"/>
+        <w:ind w:left="0" w:firstLine="709"/>
+        <w:jc w:val="both"/>
+        <w:rPr>
+          <w:rFonts w:ascii="Times New Roman" w:hAnsi="Times New Roman" w:cs="Times New Roman"/>
+          <w:sz w:val="28"/>
+          <w:szCs w:val="28"/>
+        </w:rPr>
+      </w:pPr>
+      <w:r>
+        <w:rPr>
+          <w:rFonts w:ascii="Times New Roman" w:hAnsi="Times New Roman" w:cs="Times New Roman"/>
+          <w:sz w:val="28"/>
+          <w:szCs w:val="28"/>
+        </w:rPr>
+        <w:t>Карти + табличні дані в папці КАРТИ_ВИКИДИ_</w:t>
+      </w:r>
+      <w:r>
+        <w:rPr>
+          <w:rFonts w:ascii="Times New Roman" w:hAnsi="Times New Roman" w:cs="Times New Roman"/>
+          <w:sz w:val="28"/>
+          <w:szCs w:val="28"/>
+        </w:rPr>
+        <w:t>ТПВ</w:t>
+      </w:r>
+      <w:r>
+        <w:rPr>
+          <w:rFonts w:ascii="Times New Roman" w:hAnsi="Times New Roman" w:cs="Times New Roman"/>
+          <w:sz w:val="28"/>
+          <w:szCs w:val="28"/>
+        </w:rPr>
+        <w:t>.</w:t>
+      </w:r>
+    </w:p>
+    <w:p>
+      <w:pPr>
+        <w:pStyle w:val="a9"/>
+        <w:ind w:left="0" w:firstLine="709"/>
+        <w:jc w:val="both"/>
+        <w:rPr>
+          <w:rFonts w:ascii="Times New Roman" w:hAnsi="Times New Roman" w:cs="Times New Roman"/>
+          <w:sz w:val="28"/>
+          <w:szCs w:val="28"/>
         </w:rPr>
       </w:pPr>
     </w:p>
@@ -3139,6 +2820,119 @@
       </w:pPr>
     </w:lvl>
   </w:abstractNum>
+  <w:abstractNum w:abstractNumId="3" w15:restartNumberingAfterBreak="0">
+    <w:nsid w:val="76F725B0"/>
+    <w:multiLevelType w:val="multilevel"/>
+    <w:tmpl w:val="2F648A5A"/>
+    <w:lvl w:ilvl="0">
+      <w:start w:val="1"/>
+      <w:numFmt w:val="decimal"/>
+      <w:lvlText w:val="%1."/>
+      <w:lvlJc w:val="left"/>
+      <w:pPr>
+        <w:tabs>
+          <w:tab w:val="num" w:pos="720"/>
+        </w:tabs>
+        <w:ind w:left="720" w:hanging="360"/>
+      </w:pPr>
+    </w:lvl>
+    <w:lvl w:ilvl="1" w:tentative="1">
+      <w:start w:val="1"/>
+      <w:numFmt w:val="decimal"/>
+      <w:lvlText w:val="%2."/>
+      <w:lvlJc w:val="left"/>
+      <w:pPr>
+        <w:tabs>
+          <w:tab w:val="num" w:pos="1440"/>
+        </w:tabs>
+        <w:ind w:left="1440" w:hanging="360"/>
+      </w:pPr>
+    </w:lvl>
+    <w:lvl w:ilvl="2" w:tentative="1">
+      <w:start w:val="1"/>
+      <w:numFmt w:val="decimal"/>
+      <w:lvlText w:val="%3."/>
+      <w:lvlJc w:val="left"/>
+      <w:pPr>
+        <w:tabs>
+          <w:tab w:val="num" w:pos="2160"/>
+        </w:tabs>
+        <w:ind w:left="2160" w:hanging="360"/>
+      </w:pPr>
+    </w:lvl>
+    <w:lvl w:ilvl="3" w:tentative="1">
+      <w:start w:val="1"/>
+      <w:numFmt w:val="decimal"/>
+      <w:lvlText w:val="%4."/>
+      <w:lvlJc w:val="left"/>
+      <w:pPr>
+        <w:tabs>
+          <w:tab w:val="num" w:pos="2880"/>
+        </w:tabs>
+        <w:ind w:left="2880" w:hanging="360"/>
+      </w:pPr>
+    </w:lvl>
+    <w:lvl w:ilvl="4" w:tentative="1">
+      <w:start w:val="1"/>
+      <w:numFmt w:val="decimal"/>
+      <w:lvlText w:val="%5."/>
+      <w:lvlJc w:val="left"/>
+      <w:pPr>
+        <w:tabs>
+          <w:tab w:val="num" w:pos="3600"/>
+        </w:tabs>
+        <w:ind w:left="3600" w:hanging="360"/>
+      </w:pPr>
+    </w:lvl>
+    <w:lvl w:ilvl="5" w:tentative="1">
+      <w:start w:val="1"/>
+      <w:numFmt w:val="decimal"/>
+      <w:lvlText w:val="%6."/>
+      <w:lvlJc w:val="left"/>
+      <w:pPr>
+        <w:tabs>
+          <w:tab w:val="num" w:pos="4320"/>
+        </w:tabs>
+        <w:ind w:left="4320" w:hanging="360"/>
+      </w:pPr>
+    </w:lvl>
+    <w:lvl w:ilvl="6" w:tentative="1">
+      <w:start w:val="1"/>
+      <w:numFmt w:val="decimal"/>
+      <w:lvlText w:val="%7."/>
+      <w:lvlJc w:val="left"/>
+      <w:pPr>
+        <w:tabs>
+          <w:tab w:val="num" w:pos="5040"/>
+        </w:tabs>
+        <w:ind w:left="5040" w:hanging="360"/>
+      </w:pPr>
+    </w:lvl>
+    <w:lvl w:ilvl="7" w:tentative="1">
+      <w:start w:val="1"/>
+      <w:numFmt w:val="decimal"/>
+      <w:lvlText w:val="%8."/>
+      <w:lvlJc w:val="left"/>
+      <w:pPr>
+        <w:tabs>
+          <w:tab w:val="num" w:pos="5760"/>
+        </w:tabs>
+        <w:ind w:left="5760" w:hanging="360"/>
+      </w:pPr>
+    </w:lvl>
+    <w:lvl w:ilvl="8" w:tentative="1">
+      <w:start w:val="1"/>
+      <w:numFmt w:val="decimal"/>
+      <w:lvlText w:val="%9."/>
+      <w:lvlJc w:val="left"/>
+      <w:pPr>
+        <w:tabs>
+          <w:tab w:val="num" w:pos="6480"/>
+        </w:tabs>
+        <w:ind w:left="6480" w:hanging="360"/>
+      </w:pPr>
+    </w:lvl>
+  </w:abstractNum>
   <w:num w:numId="1" w16cid:durableId="646012802">
     <w:abstractNumId w:val="2"/>
   </w:num>
@@ -3147,6 +2941,9 @@
   </w:num>
   <w:num w:numId="3" w16cid:durableId="1363482288">
     <w:abstractNumId w:val="0"/>
+  </w:num>
+  <w:num w:numId="4" w16cid:durableId="217253343">
+    <w:abstractNumId w:val="3"/>
   </w:num>
 </w:numbering>
 </file>
